--- a/docs/Lessons/Lesson 13 - A Hit That Reacts/Handouts/Lesson_13_Handout_Unity.docx
+++ b/docs/Lessons/Lesson 13 - A Hit That Reacts/Handouts/Lesson_13_Handout_Unity.docx
@@ -201,6 +201,68 @@
     </w:p>
     <w:p>
       <w:pPr>
+        <w:spacing w:after="40" w:before="120"/>
+        <w:jc w:val="center"/>
+      </w:pPr>
+      <w:r>
+        <w:drawing>
+          <wp:inline distT="0" distB="0" distL="0" distR="0">
+            <wp:extent cx="4937760" cy="4078224"/>
+            <wp:effectExtent t="0" r="0" b="0" l="0"/>
+            <wp:docPr id="1" name="" descr="" title=""/>
+            <wp:cNvGraphicFramePr>
+              <a:graphicFrameLocks xmlns:a="http://schemas.openxmlformats.org/drawingml/2006/main" noChangeAspect="1"/>
+            </wp:cNvGraphicFramePr>
+            <a:graphic xmlns:a="http://schemas.openxmlformats.org/drawingml/2006/main">
+              <a:graphicData uri="http://schemas.openxmlformats.org/drawingml/2006/picture">
+                <pic:pic xmlns:pic="http://schemas.openxmlformats.org/drawingml/2006/picture">
+                  <pic:nvPicPr>
+                    <pic:cNvPr id="0" name="" descr=""/>
+                    <pic:cNvPicPr>
+                      <a:picLocks noChangeAspect="1" noChangeArrowheads="1"/>
+                    </pic:cNvPicPr>
+                  </pic:nvPicPr>
+                  <pic:blipFill>
+                    <a:blip r:embed="rId10" cstate="none"/>
+                    <a:srcRect/>
+                    <a:stretch>
+                      <a:fillRect/>
+                    </a:stretch>
+                  </pic:blipFill>
+                  <pic:spPr bwMode="auto">
+                    <a:xfrm>
+                      <a:off x="0" y="0"/>
+                      <a:ext cx="4937760" cy="4078224"/>
+                    </a:xfrm>
+                    <a:prstGeom prst="rect">
+                      <a:avLst/>
+                    </a:prstGeom>
+                  </pic:spPr>
+                </pic:pic>
+              </a:graphicData>
+            </a:graphic>
+          </wp:inline>
+        </w:drawing>
+      </w:r>
+    </w:p>
+    <w:p>
+      <w:pPr>
+        <w:spacing w:after="160"/>
+        <w:jc w:val="center"/>
+      </w:pPr>
+      <w:r>
+        <w:rPr>
+          <w:i/>
+          <w:iCs/>
+          <w:color w:val="888888"/>
+          <w:sz w:val="16"/>
+          <w:szCs w:val="16"/>
+        </w:rPr>
+        <w:t xml:space="preserve">Everything in the top box happens the instant the hit is detected. Only the enemy's own removal - the very last step - waits for the pause to finish.</w:t>
+      </w:r>
+    </w:p>
+    <w:p>
+      <w:pPr>
         <w:pStyle w:val="ListParagraph"/>
         <w:numPr>
           <w:ilvl w:val="0"/>
@@ -248,7 +310,7 @@
         <w:spacing w:after="60"/>
       </w:pPr>
       <w:r>
-        <w:t xml:space="preserve">Inside the Coroutine: Instantiate the explosion immediately (independent of everything else), swap spriteRenderer.sprite to flashSprite, then yield return new WaitForSeconds(0.1f) before the existing RegisterKill()/Destroy() calls. A color tint (spriteRenderer.color) won't work here: it multiplies the sprite's existing color, and multiplying any color by white leaves it completely unchanged - a genuinely white sprite is the only way to get a visible white flash on colored source art, the same reason Lesson 2's Recolor swaps sprites instead of tinting them.</w:t>
+        <w:t xml:space="preserve">Inside the Coroutine: Instantiate the explosion immediately (independent of everything else), swap spriteRenderer.sprite to flashSprite, then call the existing GameManager.RegisterKill() right away too - score/wave/win-check must still happen at exactly the same instant as last week. Only AFTER that, yield return new WaitForSeconds(0.1f), then Destroy(gameObject) - that's the only line actually delayed. A color tint (spriteRenderer.color) won't work here: it multiplies the sprite's existing color, and multiplying any color by white leaves it completely unchanged - a genuinely white sprite is the only way to get a visible white flash on colored source art, the same reason Lesson 2's Recolor swaps sprites instead of tinting them.</w:t>
       </w:r>
     </w:p>
     <w:p>
@@ -469,19 +531,19 @@
           <w:sz w:val="20"/>
           <w:szCs w:val="20"/>
         </w:rPr>
+        <w:t xml:space="preserve">    GameManager.RegisterKill();</w:t>
+      </w:r>
+      <w:r>
+        <w:br/>
+        <w:t xml:space="preserve"/>
+      </w:r>
+      <w:r>
+        <w:rPr>
+          <w:rFonts w:ascii="Consolas" w:cs="Consolas" w:eastAsia="Consolas" w:hAnsi="Consolas"/>
+          <w:sz w:val="20"/>
+          <w:szCs w:val="20"/>
+        </w:rPr>
         <w:t xml:space="preserve">    yield return new WaitForSeconds(0.1f);</w:t>
-      </w:r>
-      <w:r>
-        <w:br/>
-        <w:t xml:space="preserve"/>
-      </w:r>
-      <w:r>
-        <w:rPr>
-          <w:rFonts w:ascii="Consolas" w:cs="Consolas" w:eastAsia="Consolas" w:hAnsi="Consolas"/>
-          <w:sz w:val="20"/>
-          <w:szCs w:val="20"/>
-        </w:rPr>
-        <w:t xml:space="preserve">    GameManager.RegisterKill();</w:t>
       </w:r>
       <w:r>
         <w:br/>
@@ -552,7 +614,7 @@
         <w:spacing w:after="60"/>
       </w:pPr>
       <w:r>
-        <w:t xml:space="preserve">Set the SpriteRenderer's Sprite to flashSprite (enemy_invader_white.png) - not its Color, which would multiply against the enemy's existing color and produce no visible change - then add a Wait For Seconds (0.1) node before your existing RegisterKill/Destroy nodes.</w:t>
+        <w:t xml:space="preserve">Set the SpriteRenderer's Sprite to flashSprite (enemy_invader_white.png) - not its Color, which would multiply against the enemy's existing color and produce no visible change - then keep your existing RegisterKill node running immediately after that, unchanged. Add a Wait For Seconds (0.1) node AFTER RegisterKill, with only the Destroy node moved to run after the wait - score/wave/win-check must not be delayed, only the enemy's actual removal.</w:t>
       </w:r>
     </w:p>
     <w:p>

--- a/docs/Lessons/Lesson 13 - A Hit That Reacts/Handouts/Lesson_13_Handout_Unity.docx
+++ b/docs/Lessons/Lesson 13 - A Hit That Reacts/Handouts/Lesson_13_Handout_Unity.docx
@@ -271,7 +271,7 @@
         <w:spacing w:after="60"/>
       </w:pPr>
       <w:r>
-        <w:t xml:space="preserve">On the Enemy prefab's script, find the function that currently detects a bullet hit (from Lesson 4) - it likely calls GameManager.RegisterKill() and Destroy(gameObject) immediately.</w:t>
+        <w:t xml:space="preserve">Hit detection stays exactly where it's always been since Lesson 4 - on Bullet.cs's own OnTriggerEnter2D, checking other.CompareTag("Enemy"). Nothing about WHERE the hit is detected changes this week.</w:t>
       </w:r>
     </w:p>
     <w:p>
@@ -284,7 +284,7 @@
         <w:spacing w:after="60"/>
       </w:pPr>
       <w:r>
-        <w:t xml:space="preserve">Add public GameObject explosionPrefab, public SpriteRenderer spriteRenderer, and public Sprite flashSprite fields, and assign them in the Inspector (flashSprite = enemy_invader_white.png).</w:t>
+        <w:t xml:space="preserve">In Enemy.cs, add public GameObject explosionPrefab, public SpriteRenderer spriteRenderer, and public Sprite flashSprite fields, and assign them in the Inspector (flashSprite = enemy_invader_white.png). Add using System.Collections; to Enemy.cs's using block if it isn't already there - Coroutines need it.</w:t>
       </w:r>
     </w:p>
     <w:p>
@@ -297,7 +297,7 @@
         <w:spacing w:after="60"/>
       </w:pPr>
       <w:r>
-        <w:t xml:space="preserve">Rewrite the hit-handling as a Coroutine (code below) - Unity's first Coroutine this course - so it can pause partway through without freezing the whole game.</w:t>
+        <w:t xml:space="preserve">In Enemy.cs, add a new Coroutine - public IEnumerator HandleHit() (code below) - Unity's first Coroutine this course, so the Enemy can pause its OWN removal partway through without freezing the rest of the game. Inside it: Instantiate the explosion immediately, swap spriteRenderer.sprite to flashSprite, then yield return new WaitForSeconds(0.1f), then Destroy(gameObject) - that's the only line actually delayed. A color tint (spriteRenderer.color) won't work here: it multiplies the sprite's existing color, and multiplying any color by white leaves it completely unchanged - a genuinely white sprite is the only way to get a visible white flash on colored source art, the same reason Lesson 2's Recolor swaps sprites instead of tinting them.</w:t>
       </w:r>
     </w:p>
     <w:p>
@@ -310,7 +310,7 @@
         <w:spacing w:after="60"/>
       </w:pPr>
       <w:r>
-        <w:t xml:space="preserve">Inside the Coroutine: Instantiate the explosion immediately (independent of everything else), swap spriteRenderer.sprite to flashSprite, then call the existing GameManager.RegisterKill() right away too - score/wave/win-check must still happen at exactly the same instant as last week. Only AFTER that, yield return new WaitForSeconds(0.1f), then Destroy(gameObject) - that's the only line actually delayed. A color tint (spriteRenderer.color) won't work here: it multiplies the sprite's existing color, and multiplying any color by white leaves it completely unchanged - a genuinely white sprite is the only way to get a visible white flash on colored source art, the same reason Lesson 2's Recolor swaps sprites instead of tinting them.</w:t>
+        <w:t xml:space="preserve">Back in Bullet.cs's OnTriggerEnter2D: keep hitSound and GameManager.RegisterKill() running immediately and unchanged - score/sound/wave/win-check must still happen at exactly the same instant as last week. Right after those, instead of calling Destroy(other.gameObject) directly, grab the Enemy component and start ITS Coroutine instead: Enemy enemy = other.GetComponent&lt;Enemy&gt;(); enemy.StartCoroutine(enemy.HandleHit());. A Coroutine always runs on whichever MonoBehaviour you call StartCoroutine() from - starting it on enemy, not on Bullet itself, is what lets the Enemy keep pausing and flashing even after the Bullet that hit it is already gone.</w:t>
       </w:r>
     </w:p>
     <w:p>
@@ -323,7 +323,33 @@
         <w:spacing w:after="60"/>
       </w:pPr>
       <w:r>
-        <w:t xml:space="preserve">Change the hit-detection code to call StartCoroutine(HandleHit()) instead of calling the old logic directly.</w:t>
+        <w:t xml:space="preserve">Add one more line right before that: other.enabled = false; (disabling the Collider2D that was passed in). The Enemy no longer disappears the instant it's hit - it stays on screen, flashing, for 0.1 seconds - so without this, a second overlapping bullet could trigger OnTriggerEnter2D against the very same, already-hit enemy and double-register a kill.</w:t>
+      </w:r>
+    </w:p>
+    <w:p>
+      <w:pPr>
+        <w:pStyle w:val="ListParagraph"/>
+        <w:numPr>
+          <w:ilvl w:val="0"/>
+          <w:numId w:val="2"/>
+        </w:numPr>
+        <w:spacing w:after="60"/>
+      </w:pPr>
+      <w:r>
+        <w:t xml:space="preserve">Bullet.cs still destroys itself (Destroy(gameObject)) immediately, exactly as it always has - only the Enemy's own removal is delayed now, and it's the Enemy's own Coroutine doing the delaying, not Bullet's.</w:t>
+      </w:r>
+    </w:p>
+    <w:p>
+      <w:pPr>
+        <w:pStyle w:val="ListParagraph"/>
+        <w:numPr>
+          <w:ilvl w:val="0"/>
+          <w:numId w:val="2"/>
+        </w:numPr>
+        <w:spacing w:after="60"/>
+      </w:pPr>
+      <w:r>
+        <w:t xml:space="preserve">Also notice the hit sound now plays via AudioSource.PlayClipAtPoint(hitSound, Camera.main.transform.position) - at the camera, not the enemy's own position - matching the same pattern your other round-ending sounds already use, not Lesson 4's original (and, as of this lesson, corrected) transform.position placement.</w:t>
       </w:r>
     </w:p>
     <w:p>
@@ -347,274 +373,302 @@
       </w:pPr>
       <w:r>
         <w:rPr>
-          <w:rFonts w:ascii="Consolas" w:cs="Consolas" w:eastAsia="Consolas" w:hAnsi="Consolas"/>
-          <w:sz w:val="20"/>
-          <w:szCs w:val="20"/>
-        </w:rPr>
-        <w:t xml:space="preserve">// Enemy's script (revised):</w:t>
-      </w:r>
-      <w:r>
-        <w:br/>
-        <w:t xml:space="preserve"/>
-      </w:r>
-      <w:r>
-        <w:rPr>
-          <w:rFonts w:ascii="Consolas" w:cs="Consolas" w:eastAsia="Consolas" w:hAnsi="Consolas"/>
-          <w:sz w:val="20"/>
-          <w:szCs w:val="20"/>
-        </w:rPr>
-        <w:t xml:space="preserve">public GameObject explosionPrefab;</w:t>
-      </w:r>
-      <w:r>
-        <w:br/>
-        <w:t xml:space="preserve"/>
-      </w:r>
-      <w:r>
-        <w:rPr>
-          <w:rFonts w:ascii="Consolas" w:cs="Consolas" w:eastAsia="Consolas" w:hAnsi="Consolas"/>
-          <w:sz w:val="20"/>
-          <w:szCs w:val="20"/>
-        </w:rPr>
-        <w:t xml:space="preserve">public SpriteRenderer spriteRenderer;</w:t>
-      </w:r>
-      <w:r>
-        <w:br/>
-        <w:t xml:space="preserve"/>
-      </w:r>
-      <w:r>
-        <w:rPr>
-          <w:rFonts w:ascii="Consolas" w:cs="Consolas" w:eastAsia="Consolas" w:hAnsi="Consolas"/>
-          <w:sz w:val="20"/>
-          <w:szCs w:val="20"/>
-        </w:rPr>
-        <w:t xml:space="preserve">public Sprite flashSprite;</w:t>
-      </w:r>
-      <w:r>
-        <w:br/>
-        <w:t xml:space="preserve"/>
-      </w:r>
-      <w:r>
-        <w:rPr>
-          <w:rFonts w:ascii="Consolas" w:cs="Consolas" w:eastAsia="Consolas" w:hAnsi="Consolas"/>
-          <w:sz w:val="20"/>
-          <w:szCs w:val="20"/>
-        </w:rPr>
-        <w:t xml:space="preserve"/>
-      </w:r>
-      <w:r>
-        <w:br/>
-        <w:t xml:space="preserve"/>
-      </w:r>
-      <w:r>
-        <w:rPr>
-          <w:rFonts w:ascii="Consolas" w:cs="Consolas" w:eastAsia="Consolas" w:hAnsi="Consolas"/>
-          <w:sz w:val="20"/>
-          <w:szCs w:val="20"/>
-        </w:rPr>
-        <w:t xml:space="preserve">void OnTriggerEnter2D(Collider2D other) {</w:t>
-      </w:r>
-      <w:r>
-        <w:br/>
-        <w:t xml:space="preserve"/>
-      </w:r>
-      <w:r>
-        <w:rPr>
-          <w:rFonts w:ascii="Consolas" w:cs="Consolas" w:eastAsia="Consolas" w:hAnsi="Consolas"/>
-          <w:sz w:val="20"/>
-          <w:szCs w:val="20"/>
-        </w:rPr>
-        <w:t xml:space="preserve">    if (other.CompareTag("Bullet")) {</w:t>
-      </w:r>
-      <w:r>
-        <w:br/>
-        <w:t xml:space="preserve"/>
-      </w:r>
-      <w:r>
-        <w:rPr>
-          <w:rFonts w:ascii="Consolas" w:cs="Consolas" w:eastAsia="Consolas" w:hAnsi="Consolas"/>
-          <w:sz w:val="20"/>
-          <w:szCs w:val="20"/>
-        </w:rPr>
-        <w:t xml:space="preserve">        Destroy(other.gameObject);</w:t>
-      </w:r>
-      <w:r>
-        <w:br/>
-        <w:t xml:space="preserve"/>
-      </w:r>
-      <w:r>
-        <w:rPr>
-          <w:rFonts w:ascii="Consolas" w:cs="Consolas" w:eastAsia="Consolas" w:hAnsi="Consolas"/>
-          <w:sz w:val="20"/>
-          <w:szCs w:val="20"/>
-        </w:rPr>
-        <w:t xml:space="preserve">        StartCoroutine(HandleHit());</w:t>
-      </w:r>
-      <w:r>
-        <w:br/>
-        <w:t xml:space="preserve"/>
-      </w:r>
-      <w:r>
-        <w:rPr>
-          <w:rFonts w:ascii="Consolas" w:cs="Consolas" w:eastAsia="Consolas" w:hAnsi="Consolas"/>
-          <w:sz w:val="20"/>
-          <w:szCs w:val="20"/>
-        </w:rPr>
-        <w:t xml:space="preserve">    }</w:t>
-      </w:r>
-      <w:r>
-        <w:br/>
-        <w:t xml:space="preserve"/>
-      </w:r>
-      <w:r>
-        <w:rPr>
-          <w:rFonts w:ascii="Consolas" w:cs="Consolas" w:eastAsia="Consolas" w:hAnsi="Consolas"/>
-          <w:sz w:val="20"/>
-          <w:szCs w:val="20"/>
-        </w:rPr>
-        <w:t xml:space="preserve">}</w:t>
-      </w:r>
-      <w:r>
-        <w:br/>
-        <w:t xml:space="preserve"/>
-      </w:r>
-      <w:r>
-        <w:rPr>
-          <w:rFonts w:ascii="Consolas" w:cs="Consolas" w:eastAsia="Consolas" w:hAnsi="Consolas"/>
-          <w:sz w:val="20"/>
-          <w:szCs w:val="20"/>
-        </w:rPr>
-        <w:t xml:space="preserve"/>
-      </w:r>
-      <w:r>
-        <w:br/>
-        <w:t xml:space="preserve"/>
-      </w:r>
-      <w:r>
-        <w:rPr>
-          <w:rFonts w:ascii="Consolas" w:cs="Consolas" w:eastAsia="Consolas" w:hAnsi="Consolas"/>
-          <w:sz w:val="20"/>
-          <w:szCs w:val="20"/>
-        </w:rPr>
-        <w:t xml:space="preserve">IEnumerator HandleHit() {</w:t>
-      </w:r>
-      <w:r>
-        <w:br/>
-        <w:t xml:space="preserve"/>
-      </w:r>
-      <w:r>
-        <w:rPr>
-          <w:rFonts w:ascii="Consolas" w:cs="Consolas" w:eastAsia="Consolas" w:hAnsi="Consolas"/>
-          <w:sz w:val="20"/>
-          <w:szCs w:val="20"/>
-        </w:rPr>
-        <w:t xml:space="preserve">    Instantiate(explosionPrefab, transform.position, Quaternion.identity);</w:t>
-      </w:r>
-      <w:r>
-        <w:br/>
-        <w:t xml:space="preserve"/>
-      </w:r>
-      <w:r>
-        <w:rPr>
-          <w:rFonts w:ascii="Consolas" w:cs="Consolas" w:eastAsia="Consolas" w:hAnsi="Consolas"/>
-          <w:sz w:val="20"/>
-          <w:szCs w:val="20"/>
-        </w:rPr>
-        <w:t xml:space="preserve">    spriteRenderer.sprite = flashSprite;</w:t>
-      </w:r>
-      <w:r>
-        <w:br/>
-        <w:t xml:space="preserve"/>
-      </w:r>
-      <w:r>
-        <w:rPr>
-          <w:rFonts w:ascii="Consolas" w:cs="Consolas" w:eastAsia="Consolas" w:hAnsi="Consolas"/>
-          <w:sz w:val="20"/>
-          <w:szCs w:val="20"/>
-        </w:rPr>
-        <w:t xml:space="preserve">    GameManager.RegisterKill();</w:t>
-      </w:r>
-      <w:r>
-        <w:br/>
-        <w:t xml:space="preserve"/>
-      </w:r>
-      <w:r>
-        <w:rPr>
-          <w:rFonts w:ascii="Consolas" w:cs="Consolas" w:eastAsia="Consolas" w:hAnsi="Consolas"/>
-          <w:sz w:val="20"/>
-          <w:szCs w:val="20"/>
-        </w:rPr>
-        <w:t xml:space="preserve">    yield return new WaitForSeconds(0.1f);</w:t>
-      </w:r>
-      <w:r>
-        <w:br/>
-        <w:t xml:space="preserve"/>
-      </w:r>
-      <w:r>
-        <w:rPr>
-          <w:rFonts w:ascii="Consolas" w:cs="Consolas" w:eastAsia="Consolas" w:hAnsi="Consolas"/>
-          <w:sz w:val="20"/>
-          <w:szCs w:val="20"/>
-        </w:rPr>
-        <w:t xml:space="preserve">    Destroy(gameObject);</w:t>
-      </w:r>
-      <w:r>
-        <w:br/>
-        <w:t xml:space="preserve"/>
-      </w:r>
-      <w:r>
-        <w:rPr>
-          <w:rFonts w:ascii="Consolas" w:cs="Consolas" w:eastAsia="Consolas" w:hAnsi="Consolas"/>
-          <w:sz w:val="20"/>
-          <w:szCs w:val="20"/>
-        </w:rPr>
-        <w:t xml:space="preserve">}</w:t>
-      </w:r>
-    </w:p>
-    <w:p>
-      <w:pPr>
-        <w:pStyle w:val="Heading2"/>
-      </w:pPr>
-      <w:r>
-        <w:t xml:space="preserve">Alternate Path: Visual Scripting</w:t>
-      </w:r>
-    </w:p>
-    <w:p>
-      <w:pPr>
-        <w:spacing w:after="160"/>
-      </w:pPr>
-      <w:r>
-        <w:rPr>
           <w:i/>
           <w:iCs/>
           <w:color w:val="555555"/>
-        </w:rPr>
-        <w:t xml:space="preserve">The same flash-then-explode idea works in a Script Graph, using a Wait For Seconds node in place of a C# Coroutine.</w:t>
-      </w:r>
-    </w:p>
-    <w:p>
-      <w:pPr>
-        <w:pStyle w:val="ListParagraph"/>
-        <w:numPr>
-          <w:ilvl w:val="0"/>
-          <w:numId w:val="2"/>
-        </w:numPr>
-        <w:spacing w:after="60"/>
-      </w:pPr>
-      <w:r>
-        <w:t xml:space="preserve">On the enemy's hit-handling graph, add an Instantiate node for the explosion prefab right at the start (unconditional, runs immediately).</w:t>
-      </w:r>
-    </w:p>
-    <w:p>
-      <w:pPr>
-        <w:pStyle w:val="ListParagraph"/>
-        <w:numPr>
-          <w:ilvl w:val="0"/>
-          <w:numId w:val="2"/>
-        </w:numPr>
-        <w:spacing w:after="60"/>
-      </w:pPr>
-      <w:r>
-        <w:t xml:space="preserve">Set the SpriteRenderer's Sprite to flashSprite (enemy_invader_white.png) - not its Color, which would multiply against the enemy's existing color and produce no visible change - then keep your existing RegisterKill node running immediately after that, unchanged. Add a Wait For Seconds (0.1) node AFTER RegisterKill, with only the Destroy node moved to run after the wait - score/wave/win-check must not be delayed, only the enemy's actual removal.</w:t>
+          <w:sz w:val="18"/>
+          <w:szCs w:val="18"/>
+        </w:rPr>
+        <w:t xml:space="preserve">Highlighted lines are new this week; everything else is code you already have.</w:t>
+      </w:r>
+      <w:r>
+        <w:br/>
+        <w:t xml:space="preserve"/>
+      </w:r>
+      <w:r>
+        <w:rPr>
+          <w:rFonts w:ascii="Consolas" w:cs="Consolas" w:eastAsia="Consolas" w:hAnsi="Consolas"/>
+          <w:sz w:val="20"/>
+          <w:szCs w:val="20"/>
+        </w:rPr>
+        <w:t xml:space="preserve">// Bullet.cs's OnTriggerEnter2D (revised):</w:t>
+      </w:r>
+      <w:r>
+        <w:br/>
+        <w:t xml:space="preserve"/>
+      </w:r>
+      <w:r>
+        <w:rPr>
+          <w:rFonts w:ascii="Consolas" w:cs="Consolas" w:eastAsia="Consolas" w:hAnsi="Consolas"/>
+          <w:sz w:val="20"/>
+          <w:szCs w:val="20"/>
+        </w:rPr>
+        <w:t xml:space="preserve">void OnTriggerEnter2D(Collider2D other) {</w:t>
+      </w:r>
+      <w:r>
+        <w:br/>
+        <w:t xml:space="preserve"/>
+      </w:r>
+      <w:r>
+        <w:rPr>
+          <w:rFonts w:ascii="Consolas" w:cs="Consolas" w:eastAsia="Consolas" w:hAnsi="Consolas"/>
+          <w:sz w:val="20"/>
+          <w:szCs w:val="20"/>
+        </w:rPr>
+        <w:t xml:space="preserve">    if (other.CompareTag("Enemy")) {</w:t>
+      </w:r>
+      <w:r>
+        <w:br/>
+        <w:t xml:space="preserve"/>
+      </w:r>
+      <w:r>
+        <w:rPr>
+          <w:rFonts w:ascii="Consolas" w:cs="Consolas" w:eastAsia="Consolas" w:hAnsi="Consolas"/>
+          <w:sz w:val="20"/>
+          <w:szCs w:val="20"/>
+          <w:shd w:fill="FFE98A" w:val="clear"/>
+        </w:rPr>
+        <w:t xml:space="preserve">        other.enabled = false;</w:t>
+      </w:r>
+      <w:r>
+        <w:br/>
+        <w:t xml:space="preserve"/>
+      </w:r>
+      <w:r>
+        <w:rPr>
+          <w:rFonts w:ascii="Consolas" w:cs="Consolas" w:eastAsia="Consolas" w:hAnsi="Consolas"/>
+          <w:sz w:val="20"/>
+          <w:szCs w:val="20"/>
+          <w:shd w:fill="FFE98A" w:val="clear"/>
+        </w:rPr>
+        <w:t xml:space="preserve">        Enemy enemy = other.GetComponent&lt;Enemy&gt;();</w:t>
+      </w:r>
+      <w:r>
+        <w:br/>
+        <w:t xml:space="preserve"/>
+      </w:r>
+      <w:r>
+        <w:rPr>
+          <w:rFonts w:ascii="Consolas" w:cs="Consolas" w:eastAsia="Consolas" w:hAnsi="Consolas"/>
+          <w:sz w:val="20"/>
+          <w:szCs w:val="20"/>
+          <w:shd w:fill="FFE98A" w:val="clear"/>
+        </w:rPr>
+        <w:t xml:space="preserve">        AudioSource.PlayClipAtPoint(hitSound, Camera.main.transform.position);</w:t>
+      </w:r>
+      <w:r>
+        <w:br/>
+        <w:t xml:space="preserve"/>
+      </w:r>
+      <w:r>
+        <w:rPr>
+          <w:rFonts w:ascii="Consolas" w:cs="Consolas" w:eastAsia="Consolas" w:hAnsi="Consolas"/>
+          <w:sz w:val="20"/>
+          <w:szCs w:val="20"/>
+        </w:rPr>
+        <w:t xml:space="preserve">        GameManager.RegisterKill();</w:t>
+      </w:r>
+      <w:r>
+        <w:br/>
+        <w:t xml:space="preserve"/>
+      </w:r>
+      <w:r>
+        <w:rPr>
+          <w:rFonts w:ascii="Consolas" w:cs="Consolas" w:eastAsia="Consolas" w:hAnsi="Consolas"/>
+          <w:sz w:val="20"/>
+          <w:szCs w:val="20"/>
+          <w:shd w:fill="FFE98A" w:val="clear"/>
+        </w:rPr>
+        <w:t xml:space="preserve">        enemy.StartCoroutine(enemy.HandleHit());</w:t>
+      </w:r>
+      <w:r>
+        <w:br/>
+        <w:t xml:space="preserve"/>
+      </w:r>
+      <w:r>
+        <w:rPr>
+          <w:rFonts w:ascii="Consolas" w:cs="Consolas" w:eastAsia="Consolas" w:hAnsi="Consolas"/>
+          <w:sz w:val="20"/>
+          <w:szCs w:val="20"/>
+        </w:rPr>
+        <w:t xml:space="preserve">        Destroy(gameObject);</w:t>
+      </w:r>
+      <w:r>
+        <w:br/>
+        <w:t xml:space="preserve"/>
+      </w:r>
+      <w:r>
+        <w:rPr>
+          <w:rFonts w:ascii="Consolas" w:cs="Consolas" w:eastAsia="Consolas" w:hAnsi="Consolas"/>
+          <w:sz w:val="20"/>
+          <w:szCs w:val="20"/>
+        </w:rPr>
+        <w:t xml:space="preserve">    }</w:t>
+      </w:r>
+      <w:r>
+        <w:br/>
+        <w:t xml:space="preserve"/>
+      </w:r>
+      <w:r>
+        <w:rPr>
+          <w:rFonts w:ascii="Consolas" w:cs="Consolas" w:eastAsia="Consolas" w:hAnsi="Consolas"/>
+          <w:sz w:val="20"/>
+          <w:szCs w:val="20"/>
+        </w:rPr>
+        <w:t xml:space="preserve">}</w:t>
+      </w:r>
+      <w:r>
+        <w:br/>
+        <w:t xml:space="preserve"/>
+      </w:r>
+      <w:r>
+        <w:rPr>
+          <w:rFonts w:ascii="Consolas" w:cs="Consolas" w:eastAsia="Consolas" w:hAnsi="Consolas"/>
+          <w:sz w:val="20"/>
+          <w:szCs w:val="20"/>
+        </w:rPr>
+        <w:t xml:space="preserve"/>
+      </w:r>
+      <w:r>
+        <w:br/>
+        <w:t xml:space="preserve"/>
+      </w:r>
+      <w:r>
+        <w:rPr>
+          <w:rFonts w:ascii="Consolas" w:cs="Consolas" w:eastAsia="Consolas" w:hAnsi="Consolas"/>
+          <w:sz w:val="20"/>
+          <w:szCs w:val="20"/>
+        </w:rPr>
+        <w:t xml:space="preserve">// Enemy.cs (new fields and Coroutine):</w:t>
+      </w:r>
+      <w:r>
+        <w:br/>
+        <w:t xml:space="preserve"/>
+      </w:r>
+      <w:r>
+        <w:rPr>
+          <w:rFonts w:ascii="Consolas" w:cs="Consolas" w:eastAsia="Consolas" w:hAnsi="Consolas"/>
+          <w:sz w:val="20"/>
+          <w:szCs w:val="20"/>
+          <w:shd w:fill="FFE98A" w:val="clear"/>
+        </w:rPr>
+        <w:t xml:space="preserve">public GameObject explosionPrefab;</w:t>
+      </w:r>
+      <w:r>
+        <w:br/>
+        <w:t xml:space="preserve"/>
+      </w:r>
+      <w:r>
+        <w:rPr>
+          <w:rFonts w:ascii="Consolas" w:cs="Consolas" w:eastAsia="Consolas" w:hAnsi="Consolas"/>
+          <w:sz w:val="20"/>
+          <w:szCs w:val="20"/>
+          <w:shd w:fill="FFE98A" w:val="clear"/>
+        </w:rPr>
+        <w:t xml:space="preserve">public SpriteRenderer spriteRenderer;</w:t>
+      </w:r>
+      <w:r>
+        <w:br/>
+        <w:t xml:space="preserve"/>
+      </w:r>
+      <w:r>
+        <w:rPr>
+          <w:rFonts w:ascii="Consolas" w:cs="Consolas" w:eastAsia="Consolas" w:hAnsi="Consolas"/>
+          <w:sz w:val="20"/>
+          <w:szCs w:val="20"/>
+          <w:shd w:fill="FFE98A" w:val="clear"/>
+        </w:rPr>
+        <w:t xml:space="preserve">public Sprite flashSprite;</w:t>
+      </w:r>
+      <w:r>
+        <w:br/>
+        <w:t xml:space="preserve"/>
+      </w:r>
+      <w:r>
+        <w:rPr>
+          <w:rFonts w:ascii="Consolas" w:cs="Consolas" w:eastAsia="Consolas" w:hAnsi="Consolas"/>
+          <w:sz w:val="20"/>
+          <w:szCs w:val="20"/>
+        </w:rPr>
+        <w:t xml:space="preserve"/>
+      </w:r>
+      <w:r>
+        <w:br/>
+        <w:t xml:space="preserve"/>
+      </w:r>
+      <w:r>
+        <w:rPr>
+          <w:rFonts w:ascii="Consolas" w:cs="Consolas" w:eastAsia="Consolas" w:hAnsi="Consolas"/>
+          <w:sz w:val="20"/>
+          <w:szCs w:val="20"/>
+          <w:shd w:fill="FFE98A" w:val="clear"/>
+        </w:rPr>
+        <w:t xml:space="preserve">public IEnumerator HandleHit() {</w:t>
+      </w:r>
+      <w:r>
+        <w:br/>
+        <w:t xml:space="preserve"/>
+      </w:r>
+      <w:r>
+        <w:rPr>
+          <w:rFonts w:ascii="Consolas" w:cs="Consolas" w:eastAsia="Consolas" w:hAnsi="Consolas"/>
+          <w:sz w:val="20"/>
+          <w:szCs w:val="20"/>
+          <w:shd w:fill="FFE98A" w:val="clear"/>
+        </w:rPr>
+        <w:t xml:space="preserve">    Instantiate(explosionPrefab, transform.position, Quaternion.identity);</w:t>
+      </w:r>
+      <w:r>
+        <w:br/>
+        <w:t xml:space="preserve"/>
+      </w:r>
+      <w:r>
+        <w:rPr>
+          <w:rFonts w:ascii="Consolas" w:cs="Consolas" w:eastAsia="Consolas" w:hAnsi="Consolas"/>
+          <w:sz w:val="20"/>
+          <w:szCs w:val="20"/>
+          <w:shd w:fill="FFE98A" w:val="clear"/>
+        </w:rPr>
+        <w:t xml:space="preserve">    spriteRenderer.sprite = flashSprite;</w:t>
+      </w:r>
+      <w:r>
+        <w:br/>
+        <w:t xml:space="preserve"/>
+      </w:r>
+      <w:r>
+        <w:rPr>
+          <w:rFonts w:ascii="Consolas" w:cs="Consolas" w:eastAsia="Consolas" w:hAnsi="Consolas"/>
+          <w:sz w:val="20"/>
+          <w:szCs w:val="20"/>
+          <w:shd w:fill="FFE98A" w:val="clear"/>
+        </w:rPr>
+        <w:t xml:space="preserve">    yield return new WaitForSeconds(0.1f);</w:t>
+      </w:r>
+      <w:r>
+        <w:br/>
+        <w:t xml:space="preserve"/>
+      </w:r>
+      <w:r>
+        <w:rPr>
+          <w:rFonts w:ascii="Consolas" w:cs="Consolas" w:eastAsia="Consolas" w:hAnsi="Consolas"/>
+          <w:sz w:val="20"/>
+          <w:szCs w:val="20"/>
+          <w:shd w:fill="FFE98A" w:val="clear"/>
+        </w:rPr>
+        <w:t xml:space="preserve">    Destroy(gameObject);</w:t>
+      </w:r>
+      <w:r>
+        <w:br/>
+        <w:t xml:space="preserve"/>
+      </w:r>
+      <w:r>
+        <w:rPr>
+          <w:rFonts w:ascii="Consolas" w:cs="Consolas" w:eastAsia="Consolas" w:hAnsi="Consolas"/>
+          <w:sz w:val="20"/>
+          <w:szCs w:val="20"/>
+          <w:shd w:fill="FFE98A" w:val="clear"/>
+        </w:rPr>
+        <w:t xml:space="preserve">}</w:t>
       </w:r>
     </w:p>
     <w:p>
@@ -622,7 +676,7 @@
         <w:pStyle w:val="Heading2"/>
       </w:pPr>
       <w:r>
-        <w:t xml:space="preserve">Level 2 - Complete (Alpha/Beta)</w:t>
+        <w:t xml:space="preserve">Alternate Path: Visual Scripting</w:t>
       </w:r>
     </w:p>
     <w:p>
@@ -633,6 +687,53 @@
         <w:rPr>
           <w:i/>
           <w:iCs/>
+          <w:color w:val="555555"/>
+        </w:rPr>
+        <w:t xml:space="preserve">The same flash-then-explode idea works in a Script Graph, using a Wait For Seconds node in place of a C# Coroutine - split across Bullet's graph (which still detects the hit) and a new graph on Enemy (which handles its own delayed removal).</w:t>
+      </w:r>
+    </w:p>
+    <w:p>
+      <w:pPr>
+        <w:pStyle w:val="ListParagraph"/>
+        <w:numPr>
+          <w:ilvl w:val="0"/>
+          <w:numId w:val="2"/>
+        </w:numPr>
+        <w:spacing w:after="60"/>
+      </w:pPr>
+      <w:r>
+        <w:t xml:space="preserve">On Bullet's existing hit-detection graph, right after the existing RegisterKill and sound nodes (unchanged), add a Set Variable node (Enabled = false) targeting the Enemy's Collider2D, then a node that triggers a Custom Event named HandleHit on the Enemy object specifically - not on Bullet's own graph.</w:t>
+      </w:r>
+    </w:p>
+    <w:p>
+      <w:pPr>
+        <w:pStyle w:val="ListParagraph"/>
+        <w:numPr>
+          <w:ilvl w:val="0"/>
+          <w:numId w:val="2"/>
+        </w:numPr>
+        <w:spacing w:after="60"/>
+      </w:pPr>
+      <w:r>
+        <w:t xml:space="preserve">On the Enemy's own graph, add a Custom Event node named HandleHit that chains: Instantiate (explosion prefab) -&gt; Set Sprite (flashSprite, not Color, which would multiply against the enemy's existing color and produce no visible change) -&gt; Wait For Seconds (0.1) -&gt; Destroy (self). Triggering this event on the Enemy, rather than running the wait on Bullet's own graph, is what lets the Enemy keep flashing after Bullet is already gone.</w:t>
+      </w:r>
+    </w:p>
+    <w:p>
+      <w:pPr>
+        <w:pStyle w:val="Heading2"/>
+      </w:pPr>
+      <w:r>
+        <w:t xml:space="preserve">Level 2 - Complete (Alpha/Beta)</w:t>
+      </w:r>
+    </w:p>
+    <w:p>
+      <w:pPr>
+        <w:spacing w:after="160"/>
+      </w:pPr>
+      <w:r>
+        <w:rPr>
+          <w:i/>
+          <w:iCs/>
         </w:rPr>
         <w:t xml:space="preserve">The flash and explosion play correctly on every single hit, with no leftover explosions, no enemies stuck mid-flash, and no change to score/lives/wave timing.</w:t>
       </w:r>
@@ -660,7 +761,7 @@
         <w:spacing w:after="60"/>
       </w:pPr>
       <w:r>
-        <w:t xml:space="preserve">Confirm score, wave-clear, and win/lose all still happen at exactly the moments they did last week - yield only pauses this ONE Coroutine, nothing else in the game pauses.</w:t>
+        <w:t xml:space="preserve">Confirm score, wave-clear, and win/lose all still happen at exactly the moments they did last week - yield only pauses the Enemy's OWN Coroutine, nothing else in the game pauses.</w:t>
       </w:r>
     </w:p>
     <w:p>
@@ -678,6 +779,19 @@
     </w:p>
     <w:p>
       <w:pPr>
+        <w:pStyle w:val="ListParagraph"/>
+        <w:numPr>
+          <w:ilvl w:val="0"/>
+          <w:numId w:val="3"/>
+        </w:numPr>
+        <w:spacing w:after="60"/>
+      </w:pPr>
+      <w:r>
+        <w:t xml:space="preserve">Shoot two bullets at the same enemy in quick succession and confirm score only goes up once - other.enabled = false disabling the Collider2D the instant it's hit is what prevents the second bullet from also registering a kill.</w:t>
+      </w:r>
+    </w:p>
+    <w:p>
+      <w:pPr>
         <w:pStyle w:val="Heading2"/>
       </w:pPr>
       <w:r>
@@ -741,7 +855,7 @@
         <w:spacing w:after="60"/>
       </w:pPr>
       <w:r>
-        <w:t xml:space="preserve">Enemy vanishes instantly, no flash visible: confirm the Coroutine is actually being started (StartCoroutine(HandleHit())), not the old code still calling RegisterKill()/Destroy() directly.</w:t>
+        <w:t xml:space="preserve">Enemy vanishes instantly, no flash visible: confirm Bullet.cs is actually calling enemy.StartCoroutine(enemy.HandleHit()) rather than destroying the enemy directly, and that HandleHit() itself is a real Coroutine (IEnumerator, not void).</w:t>
       </w:r>
     </w:p>
     <w:p>
@@ -780,7 +894,20 @@
         <w:spacing w:after="60"/>
       </w:pPr>
       <w:r>
-        <w:t xml:space="preserve">Two bullets can double-trigger the same enemy: confirm other.gameObject is destroyed at the top of OnTriggerEnter2D, before StartCoroutine runs, so a second overlapping bullet can't also collide.</w:t>
+        <w:t xml:space="preserve">Score increases by 20 instead of 10 on some hits: confirm other.enabled = false runs before enemy.StartCoroutine(...) in Bullet.cs's OnTriggerEnter2D, not after - a second overlapping bullet can otherwise trigger the same still-alive, still-flashing enemy a second time.</w:t>
+      </w:r>
+    </w:p>
+    <w:p>
+      <w:pPr>
+        <w:pStyle w:val="ListParagraph"/>
+        <w:numPr>
+          <w:ilvl w:val="0"/>
+          <w:numId w:val="3"/>
+        </w:numPr>
+        <w:spacing w:after="60"/>
+      </w:pPr>
+      <w:r>
+        <w:t xml:space="preserve">Hit sound is missing or barely audible: confirm hitSound is actually assigned in the Inspector, and that the call uses Camera.main.transform.position, not transform.position - PlayClipAtPoint() always creates a 3D audio source with real distance rolloff, so a sound played at the enemy's own position (far from the camera/listener) can end up almost inaudible even though it's technically playing.</w:t>
       </w:r>
     </w:p>
     <w:p>
